--- a/CV/MBA25084_ROHITGHOSH_CV_Verified_noQuant.docx
+++ b/CV/MBA25084_ROHITGHOSH_CV_Verified_noQuant.docx
@@ -941,251 +941,6 @@
           </w:p>
         </w:tc>
       </w:tr>
-      <w:tr>
-        <w:trPr>
-          <w:trHeight w:val="20"/>
-        </w:trPr>
-        <w:tc>
-          <w:tcPr>
-            <w:tcW w:w="1927" w:type="dxa"/>
-            <w:shd w:val="clear" w:color="auto" w:fill="BFBFBF"/>
-            <w:vAlign w:val="center"/>
-          </w:tcPr>
-          <w:p>
-            <w:pPr>
-              <w:pBdr>
-                <w:top w:val="nil"/>
-                <w:left w:val="nil"/>
-                <w:bottom w:val="nil"/>
-                <w:right w:val="nil"/>
-                <w:between w:val="nil"/>
-              </w:pBdr>
-              <w:spacing w:after="0" w:line="240" w:lineRule="auto"/>
-              <w:jc w:val="center"/>
-              <w:rPr>
-                <w:rFonts w:ascii="Garamond" w:eastAsia="Garamond" w:hAnsi="Garamond" w:cs="Garamond"/>
-                <w:b/>
-                <w:color w:val="000000"/>
-              </w:rPr>
-            </w:pPr>
-            <w:r>
-              <w:rPr>
-                <w:rFonts w:ascii="Garamond" w:eastAsia="Garamond" w:hAnsi="Garamond" w:cs="Garamond"/>
-                <w:b/>
-                <w:color w:val="000000"/>
-              </w:rPr>
-              <w:t>B</w:t>
-            </w:r>
-            <w:r>
-              <w:rPr>
-                <w:rFonts w:ascii="Garamond" w:eastAsia="Garamond" w:hAnsi="Garamond" w:cs="Garamond"/>
-                <w:b/>
-                <w:color w:val="000000"/>
-              </w:rPr>
-              <w:t>rand</w:t>
-            </w:r>
-            <w:r>
-              <w:rPr>
-                <w:rFonts w:ascii="Garamond" w:eastAsia="Garamond" w:hAnsi="Garamond" w:cs="Garamond"/>
-                <w:b/>
-                <w:color w:val="000000"/>
-              </w:rPr>
-              <w:t xml:space="preserve"> R</w:t>
-            </w:r>
-            <w:r>
-              <w:rPr>
-                <w:rFonts w:ascii="Garamond" w:eastAsia="Garamond" w:hAnsi="Garamond" w:cs="Garamond"/>
-                <w:b/>
-                <w:color w:val="000000"/>
-              </w:rPr>
-              <w:t>eboot</w:t>
-            </w:r>
-          </w:p>
-        </w:tc>
-        <w:tc>
-          <w:tcPr>
-            <w:tcW w:w="7569" w:type="dxa"/>
-          </w:tcPr>
-          <w:p>
-            <w:pPr>
-              <w:pStyle w:val="ListParagraph"/>
-              <w:numPr>
-                <w:ilvl w:val="0"/>
-                <w:numId w:val="2"/>
-              </w:numPr>
-              <w:pBdr>
-                <w:top w:val="nil"/>
-                <w:left w:val="nil"/>
-                <w:bottom w:val="nil"/>
-                <w:right w:val="nil"/>
-                <w:between w:val="nil"/>
-              </w:pBdr>
-              <w:spacing w:after="0" w:line="240" w:lineRule="auto"/>
-              <w:ind w:left="176" w:hanging="176"/>
-              <w:jc w:val="both"/>
-              <w:rPr>
-                <w:rFonts w:ascii="Garamond" w:eastAsia="Garamond" w:hAnsi="Garamond" w:cs="Garamond"/>
-                <w:color w:val="000000"/>
-              </w:rPr>
-            </w:pPr>
-            <w:r>
-              <w:rPr>
-                <w:rFonts w:ascii="Garamond" w:eastAsia="Garamond" w:hAnsi="Garamond" w:cs="Garamond"/>
-                <w:b/>
-                <w:bCs/>
-                <w:color w:val="000000"/>
-              </w:rPr>
-              <w:t xml:space="preserve">Won </w:t>
-            </w:r>
-            <w:r>
-              <w:rPr>
-                <w:rFonts w:ascii="Garamond" w:eastAsia="Garamond" w:hAnsi="Garamond" w:cs="Garamond"/>
-                <w:color w:val="000000"/>
-              </w:rPr>
-              <w:t xml:space="preserve">a </w:t>
-            </w:r>
-            <w:r>
-              <w:rPr>
-                <w:rFonts w:ascii="Garamond" w:eastAsia="Garamond" w:hAnsi="Garamond" w:cs="Garamond"/>
-                <w:b/>
-                <w:bCs/>
-                <w:color w:val="000000"/>
-              </w:rPr>
-              <w:t>national</w:t>
-            </w:r>
-            <w:r>
-              <w:rPr>
-                <w:rFonts w:ascii="Garamond" w:eastAsia="Garamond" w:hAnsi="Garamond" w:cs="Garamond"/>
-                <w:color w:val="000000"/>
-              </w:rPr>
-              <w:t xml:space="preserve"> case competition hosted by </w:t>
-            </w:r>
-            <w:r>
-              <w:rPr>
-                <w:rFonts w:ascii="Garamond" w:eastAsia="Garamond" w:hAnsi="Garamond" w:cs="Garamond"/>
-                <w:b/>
-                <w:bCs/>
-                <w:color w:val="000000"/>
-              </w:rPr>
-              <w:t>KIIT School of Manag</w:t>
-            </w:r>
-            <w:r>
-              <w:rPr>
-                <w:rFonts w:ascii="Garamond" w:eastAsia="Garamond" w:hAnsi="Garamond" w:cs="Garamond"/>
-                <w:b/>
-                <w:bCs/>
-                <w:color w:val="000000"/>
-              </w:rPr>
-              <w:t>e</w:t>
-            </w:r>
-            <w:r>
-              <w:rPr>
-                <w:rFonts w:ascii="Garamond" w:eastAsia="Garamond" w:hAnsi="Garamond" w:cs="Garamond"/>
-                <w:b/>
-                <w:bCs/>
-                <w:color w:val="000000"/>
-              </w:rPr>
-              <w:t>ment</w:t>
-            </w:r>
-            <w:r>
-              <w:rPr>
-                <w:rFonts w:ascii="Garamond" w:eastAsia="Garamond" w:hAnsi="Garamond" w:cs="Garamond"/>
-                <w:b/>
-                <w:bCs/>
-                <w:color w:val="000000"/>
-              </w:rPr>
-              <w:t xml:space="preserve"> </w:t>
-            </w:r>
-            <w:r>
-              <w:rPr>
-                <w:rFonts w:ascii="Garamond" w:eastAsia="Garamond" w:hAnsi="Garamond" w:cs="Garamond"/>
-                <w:color w:val="000000"/>
-              </w:rPr>
-              <w:t xml:space="preserve">among </w:t>
-            </w:r>
-            <w:r>
-              <w:rPr>
-                <w:rFonts w:ascii="Garamond" w:eastAsia="Garamond" w:hAnsi="Garamond" w:cs="Garamond"/>
-                <w:b/>
-                <w:bCs/>
-                <w:color w:val="000000"/>
-              </w:rPr>
-              <w:t>600+</w:t>
-            </w:r>
-            <w:r>
-              <w:rPr>
-                <w:rFonts w:ascii="Garamond" w:eastAsia="Garamond" w:hAnsi="Garamond" w:cs="Garamond"/>
-                <w:color w:val="000000"/>
-              </w:rPr>
-              <w:t xml:space="preserve"> teams from </w:t>
-            </w:r>
-            <w:r>
-              <w:rPr>
-                <w:rFonts w:ascii="Garamond" w:eastAsia="Garamond" w:hAnsi="Garamond" w:cs="Garamond"/>
-                <w:b/>
-                <w:bCs/>
-                <w:color w:val="000000"/>
-              </w:rPr>
-              <w:t>8 IIMs, 5 IITs, 4 NITs</w:t>
-            </w:r>
-            <w:r>
-              <w:rPr>
-                <w:rFonts w:ascii="Garamond" w:eastAsia="Garamond" w:hAnsi="Garamond" w:cs="Garamond"/>
-                <w:color w:val="000000"/>
-              </w:rPr>
-              <w:t xml:space="preserve">, </w:t>
-            </w:r>
-            <w:r>
-              <w:rPr>
-                <w:rFonts w:ascii="Garamond" w:eastAsia="Garamond" w:hAnsi="Garamond" w:cs="Garamond"/>
-                <w:b/>
-                <w:bCs/>
-                <w:color w:val="000000"/>
-              </w:rPr>
-              <w:t>University of Essex, XLRI,</w:t>
-            </w:r>
-            <w:r>
-              <w:rPr>
-                <w:rFonts w:ascii="Garamond" w:eastAsia="Garamond" w:hAnsi="Garamond" w:cs="Garamond"/>
-                <w:b/>
-                <w:bCs/>
-                <w:color w:val="000000"/>
-              </w:rPr>
-              <w:t xml:space="preserve"> </w:t>
-            </w:r>
-            <w:r>
-              <w:rPr>
-                <w:rFonts w:ascii="Garamond" w:eastAsia="Garamond" w:hAnsi="Garamond" w:cs="Garamond"/>
-                <w:b/>
-                <w:bCs/>
-                <w:color w:val="000000"/>
-              </w:rPr>
-              <w:t>Symbiosis</w:t>
-            </w:r>
-          </w:p>
-        </w:tc>
-        <w:tc>
-          <w:tcPr>
-            <w:tcW w:w="992" w:type="dxa"/>
-            <w:vAlign w:val="center"/>
-          </w:tcPr>
-          <w:p>
-            <w:pPr>
-              <w:spacing w:after="0" w:line="240" w:lineRule="auto"/>
-              <w:jc w:val="center"/>
-              <w:rPr>
-                <w:rFonts w:ascii="Garamond" w:eastAsia="Garamond" w:hAnsi="Garamond" w:cs="Garamond"/>
-              </w:rPr>
-            </w:pPr>
-            <w:r>
-              <w:rPr>
-                <w:rFonts w:ascii="Garamond" w:eastAsia="Garamond" w:hAnsi="Garamond" w:cs="Garamond"/>
-              </w:rPr>
-              <w:t>2025</w:t>
-            </w:r>
-          </w:p>
-        </w:tc>
-      </w:tr>
     </w:tbl>
     <w:p>
       <w:pPr>
@@ -4750,12 +4505,113 @@
           </w:p>
         </w:tc>
       </w:tr>
+    </w:tbl>
+    <w:p>
+      <w:pPr>
+        <w:spacing w:after="0"/>
+        <w:rPr>
+          <w:rFonts w:ascii="Garamond" w:eastAsia="Garamond" w:hAnsi="Garamond" w:cs="Garamond"/>
+          <w:sz w:val="6"/>
+          <w:szCs w:val="6"/>
+        </w:rPr>
+      </w:pPr>
+    </w:p>
+    <w:tbl>
+      <w:tblPr>
+        <w:tblW w:w="10488" w:type="dxa"/>
+        <w:tblInd w:w="-5" w:type="dxa"/>
+        <w:tblBorders>
+          <w:top w:val="single" w:sz="4" w:space="0" w:color="000000"/>
+          <w:left w:val="single" w:sz="4" w:space="0" w:color="000000"/>
+          <w:bottom w:val="single" w:sz="4" w:space="0" w:color="000000"/>
+          <w:right w:val="single" w:sz="4" w:space="0" w:color="000000"/>
+          <w:insideH w:val="single" w:sz="4" w:space="0" w:color="000000"/>
+          <w:insideV w:val="single" w:sz="4" w:space="0" w:color="000000"/>
+        </w:tblBorders>
+        <w:tblLayout w:type="fixed"/>
+        <w:tblLook w:val="0400" w:firstRow="0" w:lastRow="0" w:firstColumn="0" w:lastColumn="0" w:noHBand="0" w:noVBand="1"/>
+      </w:tblPr>
+      <w:tblGrid>
+        <w:gridCol w:w="1927"/>
+        <w:gridCol w:w="7569"/>
+        <w:gridCol w:w="992"/>
+      </w:tblGrid>
       <w:tr>
         <w:trPr>
           <w:trHeight w:val="20"/>
         </w:trPr>
         <w:tc>
           <w:tcPr>
+            <w:tcW w:w="9496" w:type="dxa"/>
+            <w:gridSpan w:val="2"/>
+            <w:shd w:val="clear" w:color="auto" w:fill="A6A6A6"/>
+          </w:tcPr>
+          <w:p>
+            <w:pPr>
+              <w:pBdr>
+                <w:top w:val="nil"/>
+                <w:left w:val="nil"/>
+                <w:bottom w:val="nil"/>
+                <w:right w:val="nil"/>
+                <w:between w:val="nil"/>
+              </w:pBdr>
+              <w:spacing w:after="0" w:line="240" w:lineRule="auto"/>
+              <w:rPr>
+                <w:rFonts w:ascii="Garamond" w:eastAsia="Garamond" w:hAnsi="Garamond" w:cs="Garamond"/>
+                <w:b/>
+                <w:color w:val="000000"/>
+              </w:rPr>
+            </w:pPr>
+            <w:r>
+              <w:rPr>
+                <w:rFonts w:ascii="Garamond" w:eastAsia="Garamond" w:hAnsi="Garamond" w:cs="Garamond"/>
+                <w:b/>
+                <w:color w:val="000000"/>
+              </w:rPr>
+              <w:t>EXTRACURRICULAR ACTIVITIES</w:t>
+            </w:r>
+          </w:p>
+        </w:tc>
+        <w:tc>
+          <w:tcPr>
+            <w:tcW w:w="992" w:type="dxa"/>
+            <w:shd w:val="clear" w:color="auto" w:fill="A6A6A6"/>
+            <w:vAlign w:val="center"/>
+          </w:tcPr>
+          <w:p>
+            <w:pPr>
+              <w:pBdr>
+                <w:top w:val="nil"/>
+                <w:left w:val="nil"/>
+                <w:bottom w:val="nil"/>
+                <w:right w:val="nil"/>
+                <w:between w:val="nil"/>
+              </w:pBdr>
+              <w:spacing w:after="0" w:line="240" w:lineRule="auto"/>
+              <w:jc w:val="center"/>
+              <w:rPr>
+                <w:rFonts w:ascii="Garamond" w:eastAsia="Garamond" w:hAnsi="Garamond" w:cs="Garamond"/>
+                <w:b/>
+                <w:color w:val="000000"/>
+              </w:rPr>
+            </w:pPr>
+            <w:r>
+              <w:rPr>
+                <w:rFonts w:ascii="Garamond" w:eastAsia="Garamond" w:hAnsi="Garamond" w:cs="Garamond"/>
+                <w:b/>
+                <w:color w:val="000000"/>
+              </w:rPr>
+              <w:t>YEAR</w:t>
+            </w:r>
+          </w:p>
+        </w:tc>
+      </w:tr>
+      <w:tr>
+        <w:trPr>
+          <w:trHeight w:val="20"/>
+        </w:trPr>
+        <w:tc>
+          <w:tcPr>
             <w:tcW w:w="1927" w:type="dxa"/>
             <w:shd w:val="clear" w:color="auto" w:fill="BFBFBF"/>
             <w:vAlign w:val="center"/>
@@ -4774,13 +4630,13 @@
                 <w:rFonts w:ascii="Garamond" w:eastAsia="Garamond" w:hAnsi="Garamond" w:cs="Garamond"/>
                 <w:b/>
               </w:rPr>
-              <w:t>Financial Accounting</w:t>
-            </w:r>
-          </w:p>
-        </w:tc>
-        <w:tc>
-          <w:tcPr>
-            <w:tcW w:w="8561" w:type="dxa"/>
+              <w:t>Brand Reboot</w:t>
+            </w:r>
+          </w:p>
+        </w:tc>
+        <w:tc>
+          <w:tcPr>
+            <w:tcW w:w="7569" w:type="dxa"/>
           </w:tcPr>
           <w:p>
             <w:pPr>
@@ -4807,80 +4663,91 @@
             <w:r>
               <w:rPr>
                 <w:rFonts w:ascii="Garamond" w:eastAsia="Garamond" w:hAnsi="Garamond" w:cs="Garamond"/>
-                <w:color w:val="000000"/>
-              </w:rPr>
-              <w:t xml:space="preserve">Achieved the </w:t>
-            </w:r>
-            <w:r>
-              <w:rPr>
-                <w:rFonts w:ascii="Garamond" w:eastAsia="Garamond" w:hAnsi="Garamond" w:cs="Garamond"/>
-                <w:b/>
-                <w:bCs/>
-                <w:color w:val="000000"/>
-              </w:rPr>
-              <w:t xml:space="preserve">Introduction to Financial Accounting </w:t>
-            </w:r>
-            <w:r>
-              <w:rPr>
-                <w:rFonts w:ascii="Garamond" w:eastAsia="Garamond" w:hAnsi="Garamond" w:cs="Garamond"/>
-                <w:color w:val="000000"/>
-              </w:rPr>
-              <w:t>certification</w:t>
-            </w:r>
-            <w:r>
-              <w:rPr>
-                <w:rFonts w:ascii="Garamond" w:eastAsia="Garamond" w:hAnsi="Garamond" w:cs="Garamond"/>
-                <w:color w:val="000000"/>
-              </w:rPr>
-              <w:t xml:space="preserve"> from </w:t>
-            </w:r>
-            <w:r>
-              <w:rPr>
-                <w:rFonts w:ascii="Garamond" w:eastAsia="Garamond" w:hAnsi="Garamond" w:cs="Garamond"/>
-                <w:b/>
-                <w:bCs/>
-                <w:color w:val="000000"/>
-              </w:rPr>
-              <w:t>University of Pennsylvania</w:t>
-            </w:r>
-            <w:r>
-              <w:rPr>
-                <w:rFonts w:ascii="Garamond" w:eastAsia="Garamond" w:hAnsi="Garamond" w:cs="Garamond"/>
-                <w:color w:val="000000"/>
-              </w:rPr>
-              <w:t xml:space="preserve"> from </w:t>
-            </w:r>
-            <w:r>
-              <w:rPr>
-                <w:rFonts w:ascii="Garamond" w:eastAsia="Garamond" w:hAnsi="Garamond" w:cs="Garamond"/>
-                <w:b/>
-                <w:bCs/>
-                <w:color w:val="000000"/>
-              </w:rPr>
-              <w:t>Coursera</w:t>
-            </w:r>
-            <w:r>
-              <w:rPr>
-                <w:rFonts w:ascii="Garamond" w:eastAsia="Garamond" w:hAnsi="Garamond" w:cs="Garamond"/>
-                <w:color w:val="000000"/>
-              </w:rPr>
-              <w:t>,</w:t>
-            </w:r>
-            <w:r>
-              <w:rPr>
-                <w:rFonts w:ascii="Garamond" w:eastAsia="Garamond" w:hAnsi="Garamond" w:cs="Garamond"/>
-                <w:color w:val="000000"/>
-              </w:rPr>
-              <w:t xml:space="preserve"> showcasing proficiency in </w:t>
-            </w:r>
-            <w:r>
-              <w:rPr>
-                <w:rFonts w:ascii="Garamond" w:eastAsia="Garamond" w:hAnsi="Garamond" w:cs="Garamond"/>
-                <w:b/>
-                <w:bCs/>
-                <w:color w:val="000000"/>
-              </w:rPr>
-              <w:t>core</w:t>
+                <w:b/>
+                <w:bCs/>
+                <w:color w:val="000000"/>
+              </w:rPr>
+              <w:t>Won</w:t>
+            </w:r>
+            <w:r>
+              <w:rPr>
+                <w:rFonts w:ascii="Garamond" w:eastAsia="Garamond" w:hAnsi="Garamond" w:cs="Garamond"/>
+                <w:color w:val="000000"/>
+              </w:rPr>
+              <w:t xml:space="preserve"> a </w:t>
+            </w:r>
+            <w:r>
+              <w:rPr>
+                <w:rFonts w:ascii="Garamond" w:eastAsia="Garamond" w:hAnsi="Garamond" w:cs="Garamond"/>
+                <w:b/>
+                <w:bCs/>
+                <w:color w:val="000000"/>
+              </w:rPr>
+              <w:t>national</w:t>
+            </w:r>
+            <w:r>
+              <w:rPr>
+                <w:rFonts w:ascii="Garamond" w:eastAsia="Garamond" w:hAnsi="Garamond" w:cs="Garamond"/>
+                <w:color w:val="000000"/>
+              </w:rPr>
+              <w:t xml:space="preserve"> case competition hosted by </w:t>
+            </w:r>
+            <w:r>
+              <w:rPr>
+                <w:rFonts w:ascii="Garamond" w:eastAsia="Garamond" w:hAnsi="Garamond" w:cs="Garamond"/>
+                <w:b/>
+                <w:bCs/>
+                <w:color w:val="000000"/>
+              </w:rPr>
+              <w:t>KIIT School of Management</w:t>
+            </w:r>
+            <w:r>
+              <w:rPr>
+                <w:rFonts w:ascii="Garamond" w:eastAsia="Garamond" w:hAnsi="Garamond" w:cs="Garamond"/>
+                <w:color w:val="000000"/>
+              </w:rPr>
+              <w:t xml:space="preserve"> among </w:t>
+            </w:r>
+            <w:r>
+              <w:rPr>
+                <w:rFonts w:ascii="Garamond" w:eastAsia="Garamond" w:hAnsi="Garamond" w:cs="Garamond"/>
+                <w:b/>
+                <w:bCs/>
+                <w:color w:val="000000"/>
+              </w:rPr>
+              <w:t>600+</w:t>
+            </w:r>
+            <w:r>
+              <w:rPr>
+                <w:rFonts w:ascii="Garamond" w:eastAsia="Garamond" w:hAnsi="Garamond" w:cs="Garamond"/>
+                <w:color w:val="000000"/>
+              </w:rPr>
+              <w:t xml:space="preserve"> teams from </w:t>
+            </w:r>
+            <w:r>
+              <w:rPr>
+                <w:rFonts w:ascii="Garamond" w:eastAsia="Garamond" w:hAnsi="Garamond" w:cs="Garamond"/>
+                <w:b/>
+                <w:bCs/>
+                <w:color w:val="000000"/>
+              </w:rPr>
+              <w:t>8 IIMs</w:t>
+            </w:r>
+            <w:r>
+              <w:rPr>
+                <w:rFonts w:ascii="Garamond" w:eastAsia="Garamond" w:hAnsi="Garamond" w:cs="Garamond"/>
+                <w:color w:val="000000"/>
+              </w:rPr>
+              <w:t xml:space="preserve">, </w:t>
+            </w:r>
+            <w:r>
+              <w:rPr>
+                <w:rFonts w:ascii="Garamond" w:eastAsia="Garamond" w:hAnsi="Garamond" w:cs="Garamond"/>
+                <w:b/>
+                <w:bCs/>
+                <w:color w:val="000000"/>
+              </w:rPr>
+              <w:t>5 IITs,</w:t>
             </w:r>
             <w:r>
               <w:rPr>
@@ -4896,21 +4763,82 @@
                 <w:bCs/>
                 <w:color w:val="000000"/>
               </w:rPr>
-              <w:t>financial accounting</w:t>
-            </w:r>
-            <w:r>
-              <w:rPr>
-                <w:rFonts w:ascii="Garamond" w:eastAsia="Garamond" w:hAnsi="Garamond" w:cs="Garamond"/>
-                <w:color w:val="000000"/>
-              </w:rPr>
-              <w:t xml:space="preserve"> principles</w:t>
-            </w:r>
-            <w:r>
-              <w:rPr>
-                <w:rFonts w:ascii="Garamond" w:eastAsia="Garamond" w:hAnsi="Garamond" w:cs="Garamond"/>
-                <w:color w:val="000000"/>
-              </w:rPr>
-              <w:t xml:space="preserve"> </w:t>
+              <w:t>4 NITs</w:t>
+            </w:r>
+            <w:r>
+              <w:rPr>
+                <w:rFonts w:ascii="Garamond" w:eastAsia="Garamond" w:hAnsi="Garamond" w:cs="Garamond"/>
+                <w:color w:val="000000"/>
+              </w:rPr>
+              <w:t xml:space="preserve">, </w:t>
+            </w:r>
+            <w:r>
+              <w:rPr>
+                <w:rFonts w:ascii="Garamond" w:eastAsia="Garamond" w:hAnsi="Garamond" w:cs="Garamond"/>
+                <w:b/>
+                <w:bCs/>
+                <w:color w:val="000000"/>
+              </w:rPr>
+              <w:t>University of Essex</w:t>
+            </w:r>
+            <w:r>
+              <w:rPr>
+                <w:rFonts w:ascii="Garamond" w:eastAsia="Garamond" w:hAnsi="Garamond" w:cs="Garamond"/>
+                <w:color w:val="000000"/>
+              </w:rPr>
+              <w:t xml:space="preserve">, </w:t>
+            </w:r>
+            <w:r>
+              <w:rPr>
+                <w:rFonts w:ascii="Garamond" w:eastAsia="Garamond" w:hAnsi="Garamond" w:cs="Garamond"/>
+                <w:b/>
+                <w:bCs/>
+                <w:color w:val="000000"/>
+              </w:rPr>
+              <w:t>XLRI</w:t>
+            </w:r>
+            <w:r>
+              <w:rPr>
+                <w:rFonts w:ascii="Garamond" w:eastAsia="Garamond" w:hAnsi="Garamond" w:cs="Garamond"/>
+                <w:color w:val="000000"/>
+              </w:rPr>
+              <w:t xml:space="preserve">, </w:t>
+            </w:r>
+            <w:r>
+              <w:rPr>
+                <w:rFonts w:ascii="Garamond" w:eastAsia="Garamond" w:hAnsi="Garamond" w:cs="Garamond"/>
+                <w:b/>
+                <w:bCs/>
+                <w:color w:val="000000"/>
+              </w:rPr>
+              <w:t>Symbiosis</w:t>
+            </w:r>
+          </w:p>
+        </w:tc>
+        <w:tc>
+          <w:tcPr>
+            <w:tcW w:w="992" w:type="dxa"/>
+            <w:vAlign w:val="center"/>
+          </w:tcPr>
+          <w:p>
+            <w:pPr>
+              <w:spacing w:after="0" w:line="240" w:lineRule="auto"/>
+              <w:jc w:val="center"/>
+              <w:rPr>
+                <w:rFonts w:ascii="Garamond" w:eastAsia="Garamond" w:hAnsi="Garamond" w:cs="Garamond"/>
+              </w:rPr>
+            </w:pPr>
+            <w:r>
+              <w:rPr>
+                <w:rFonts w:ascii="Garamond" w:eastAsia="Garamond" w:hAnsi="Garamond" w:cs="Garamond"/>
+              </w:rPr>
+              <w:t>202</w:t>
+            </w:r>
+            <w:r>
+              <w:rPr>
+                <w:rFonts w:ascii="Garamond" w:eastAsia="Garamond" w:hAnsi="Garamond" w:cs="Garamond"/>
+              </w:rPr>
+              <w:t>5</w:t>
             </w:r>
           </w:p>
         </w:tc>
